--- a/_print_az/freud-incesenet_az.docx
+++ b/_print_az/freud-incesenet_az.docx
@@ -2508,7 +2508,7 @@
     </w:p>
     <w:p>
       <w:r>
-        <w:t>İnsan, ön plandakı qadının belində görünən və qoynuna, oradan da sağ dizinə doğru uzanan mavi parçada son dərəcə xarakterik olan qartal başını, boynunu və gövdənin iti qövslə başlanğıcını aydın şəkildə seçir. Bu kiçik tapıntını təqdim etdiyim müşahidəçilərdən demək olar ki, heç biri onun Leonardo da Vinçiyə xas olduğuna dair sübutdan qaça bilmədi. Bu, uşağın böyüməsi ilə bağlı sonrakı sevgisindən qat-qat daha dərinə gedən bir şeydir. O, yalnız bütün ruhi istəkləri deyil, bütün bədən ehtiyaclarını da ödəyən tam doyumlu bir sevgi münasibəti təbiətindədir və insanın əldə edə biləcəyi xoşbəxtlik formalarından birini təşkil edirsə, bu, heç də az dərəcədə çoxdan sıxışdırılmış və pervers adlandırıla biləcək arzu meyillərini qınaqsız şəkildə ödəmək imkanından irəli gəlmir. Ən xoşbəxt gənc evlilikdə ata, uşağın, xüsusən də kiçik oğlunun onun rəqibinə çevrildiyini hiss edir və bu, kökündə dərin bir</w:t>
+        <w:t>İnsan, ön plandakı qadının belində görünən və qoynuna, oradan da sağ dizinə doğru uzanan mavi parçada son dərəcə xarakterik olan qartal başını, boynunu və gövdənin iti qövslə başlanğıcını aydın şəkildə seçir. Bu kiçik tapıntını təqdim etdiyim müşahidəçilərdən demək olar ki, heç biri onun Leonardo da Vinçiyə xas olduğuna dair sübutdan qaça bilmədi. Bu, uşağın böyüməsi ilə bağlı sonrakı sevgisindən qat-qat daha dərinə gedən bir şeydir. O, yalnız bütün ruhi istəkləri deyil, bütün bədən ehtiyaclarını da ödəyən tam doyumlu bir sevgi münasibəti təbiətindədir və insanın əldə edə biləcəyi xoşbəxtlik formalarından birini təşkil edirsə, bu, heç də az dərəcədə çoxdan sıxışdırılmış və pervers adlandırıla biləcək arzu meyillərini qınaqsız şəkildə ödəmək imkanından irəli gəlmir. Ən xoşbəxt gənc evlilikdə ata, uşağın, xüsusən də kiçik oğlunun onun rəqibinə çevrildiyini hiss edir və bu, kökündə dərin bir şüursuzluqda kök salmış ziddiyyətə səbəb olur.</w:t>
       </w:r>
     </w:p>
     <w:p>

--- a/_print_az/freud-incesenet_az.docx
+++ b/_print_az/freud-incesenet_az.docx
@@ -830,7 +830,7 @@
     </w:p>
     <w:p>
       <w:r>
-        <w:t>Pompeyliya qəhrəmanlıq fikri ilə izah etmək olar, lakin klinik təcrübəyə əsaslanan hər hansı bir ölçünü istisna etmək olmaz. Lakin daha dəqiq düşünərkən bu xətalı fikrin ehtimalının böyük hissəsi yoxa çıxır. Yazarın özünə məsuliyyət daşıdığı və hekayədə Zo&amp;-nin bütün xüsusiyyətlərlə daşınan daş qələmə bənzər olması ilə bağlı təsəvvürə əsaslanan xəta da burada var idi. Bu səbəbdən, bu təsəvvürdən başlayaraq, Hanoldun qızı daş qələmin həyatlandırılmış şəklini tanıdığını nəticələməyə çalışmaqdan çəkinmək lazımdır. Xətalı izah, yazarın bizə rasyonal bir izah verə bilməməsi ilə də qiymətini artırır. Yaxşı günəş işığında Kampilaniya və Vezuvinin ərazilərində yetişən şarabın qarışıq siyahı qabiliyyəti ilə yazar digər köməkçi və yumşaq şərtlərə əsaslanaraq qəhrəmanın təsirlərinin yayılmasına səbəb olmuşdur. Amma ən vacib izah və bağışlama elementlərindən biri, düşüncə qabiliyyətimizin, həyəcanlı hisslərə cavab verən absurd məzmunu qəbul etməkdə neçə dəqiqəlik asanlıqla qərar qabul etməsidir. Bu, təəccübləndirici və adətən çox az qiymətləndirilən bir şeydir ki, intellektual qabiliyyətləri olan insanlar belə psixoloji şəraitdə hərəkət edərkən, hərəkət etməyən zəifliklərə cavab verirlər. Kim ki, çox təsəvvürlü deyil, özünə də bu halları istənilən sayda müşahidə edə bilər. Və yalnız bu hallarda, düşünmə proseslərinin bir hissəsinin bilinməyən və itələnmiş motivlərlə bağlı olduğu zaman baş verir! Mən bu barədə filosofun yazdığı sözleri xatırladıram: "Mən də özümə aid təsəvvürləşmiş səhv halları və rəsmi olmayan hərəkətləri qeyd etməyə başladım, onları sonra motivləndirməyə çalışdım (çox məntiqə qarşı bir şəkildə). Bu, təəccübləndirici, lakin tipik bir halıdır ki, bu qədər aptalca şeylər ortaya çıxır." Və indi W. Jensenin "Gradivas" kitabında 341-ci səhifədəki məlumatı nəzərə alaq. Qələmlər və ruhlar haqqında inancların və yenidən qayıdan ruhlara aid təsəvvürlərin, bütün dinlərdən təsəvvür edilən və hər kəs, ən azı uşaqlıq dövründə, onlara bağlı qalmış olan bu inancların, hər bir məlum təhsil sahibinin də bu inancları itirmədiyini, hətta məntiqə uyğun olan insanların da spiritizm ilə məşğul olmaqla məntiqi qarışdırmağa cəhd etdiyini nəzərə alaq. Hətta sərfələn və inanmazlıqla olmuş bir adam da, təəccüblənməsi və qarışıqlığı ilə birlikdə, bir an üçün qələmə inanmağa asanlıqla qayıda bilər. Mən bir hekimin xəbərini verirəm, o, bir pacientini Basedow xəstəliyi ilə itirdi və onun təsəvvür etdiyi bir şübhəni aradan qaldıra bilmədi ki, onun təsadüfi təbəqələrlə təsəvvür etdiyi xəstəliyə səbəb olmuş ola bilər. Bir gün, bir neçə il sonra, bir qız onun tibbi xanımına gəldi və o, qarşısında duran qızı, qarşısında duran qızı, qarşısında duran qızı, qarşısında duran qızı, qarşısında duran qızı, qarşısında duran qızı, qarşısında duran qızı, qarşısında duran qızı, qarşısında duran qızı, qarşısında duran qızı, qarşısında duran qızı, qarşısında duran qızı, qarşısında duran qızı, qarşısında duran qızı, qarşısında duran qızı, qarşısında duran qızı, qarşısında duran qızı, qarşısında duran qızı, qarşısında duran qızı, qarşısında duran qızı, qarşısında duran qızı, qarşısında duran qızı, qarşısında duran qızı, qarşısında duran qızı, qarşısında duran qızı, qarşısında duran qızı, qarşısında duran qızı, qarşısında duran qızı, qarşısında duran qızı, qarşısında duran qızı, qarşısında duran qızı, qarşısında duran qızı, qarşısında duran qızı, qarşısında duran qızı, qarşısında duran qızı, qarşısında duran qızı, qarşısında duran qızı, qarşısında duran qızı, qarşısında duran qızı, qarşısında duran qızı, qarşısında duran qızı, qarşısında duran qızı, qarşısında duran qızı, qarşısında duran qızı, qarşısında duran qızı, qarşısında duran qızı, qarşısında duran qızı, qarşısında duran qızı, qarşısında duran qızı, qarşısında duran qızı, qarşısında duran qızı, qarşısında duran qızı, qarşısında duran qızı, qarşısında duran qızı, qarşısında duran qızı, qarşısında duran qızı, qarşısında duran qızı, qarşısında duran qızı, qarşısında duran qızı, qarşısında duran qızı, qarşısında duran qızı, qarşısında duran qızı, qarşısında duran qızı, qarşısında duran qızı, qarşısında duran qızı, qarşısında duran qızı, qarşısında duran qızı, qarşısında duran qızı, qarşısında duran qızı, qarşısında duran qızı, qarşısında duran qızı, qarşısında duran qızı, qarşısında duran qızı, qarşısında duran qızı, qarşısında duran qızı, qarşısında duran qızı, qarşısında duran qızı, qarşısında duran qızı, qarşısında duran qızı, qarşısında duran qızı, qarşısında duran qızı, qarşısında duran qızı, qarşısında duran qızı, qarşısında duran qızı, qarşısında duran qızı, qarşısında duran qızı, qarşısında duran qızı, qarşısında duran qızı, qarşısında duran qızı, qarşısında duran qızı, qarşısında duran qızı, qarşısında duran qızı, qarşısında duran qızı, qarşısında duran qızı, qarşısında duran qızı, qarşısında duran qızı, qarşısında duran qızı, qarşısında duran qızı, qarşısında duran qızı, qarşısında duran qızı, qarşısında duran qızı, qarşısında duran qızı, qarşısında duran qızı, qarşısında duran qızı, qarşısında duran qızı, qarşısında duran qızı, qarşısında duran qızı, qarşısında duran qızı, qarşısında duran qızı, qarşısında duran qızı, qarşısında duran qızı, qarşısında duran qızı, qarşısında duran qızı, qarşısında duran qızı, qarşısında duran qızı, qarşısında duran qızı, qarşısında duran qızı, qarşısında duran qızı, qarşısında duran qızı, qarşısında duran qızı, qarşısında duran qızı, qarşısında duran qızı, qarşısında duran qızı, qarşısında duran qızı, qarşısında duran qızı, qarşısında duran qızı, qarşısında duran qızı, qarşısında duran qızı, qarşısında duran qızı, qarşısında duran qızı, qarşısında duran qızı, qarşısında duran qızı, qarşısında duran qızı, qarşısında duran qızı, qarşısında duran qızı, qarşısında duran qızı, qarşısında duran qızı, qarşısında duran qızı, qarşısında duran qızı, qarşısında duran qızı, qarşısında duran qızı, qarşısında duran qızı, qarşısında duran qızı, qarşısında duran qızı, qarşısında duran qızı, qarşısında duran qızı, qarşısında duran qızı, qarşısında duran qızı, qarşısında duran qızı, qarşısında duran qızı, qarşısında duran qızı, qarşısında duran qızı, qarşısında duran qızı, qarşısında duran qızı, qarşısında duran qızı, qarşısında duran qızı, qarşısında duran qızı, qarşısında duran qızı, qarşısında duran qızı, qarşısında duran qızı, qarşısında duran qızı, qarşısında duran qızı, qarşısında duran qızı, qarşısında duran qızı, qarşısında duran qızı, qarşısında duran qızı, qarşısında duran qızı, qarşısında duran qızı, qarşısında duran qızı, qarşısında duran qızı, qarşısında duran qızı, qarşısında duran qızı, qarşısında duran qızı, qarşısında duran qızı, qarşısında duran qızı, qarşısında duran qızı, qarşısında duran qızı, qarşısında duran qızı, qarşısında duran qızı, qarşısında duran qızı, qarşısında duran qızı, qarşısında duran qızı, qarşısında duran qızı, qarşısında duran qızı, qarşısında duran qızı, qarşısında duran qızı, qarşısında duran qızı, qarşısında duran qızı, qarşısında duran qızı, qarşısında duran qızı, qarşısında duran qızı, qarşısında duran qızı, qarşısında duran qızı, qarşısında duran qızı, qarşısında duran qızı, qarşısında duran qızı, qarşısında duran qızı, qarşısında duran qızı, qarşısında duran qızı, qarşısında duran qızı, qarşısında duran qızı, qarşısında duran qızı, qarşısında duran qızı, qarşısında duran qızı, qarşısında duran qızı, qarşısında duran qızı, qarşısında duran qızı, qarşısında duran qızı, qarşısında duran qızı, qarşısında duran qızı, qarşısında duran qızı, qarşısında duran qızı, qarşısında duran qızı, qarşısında duran qızı, qarşısında duran qızı, qarşısında duran qızı, qarşısında duran qızı, qarşısında duran qızı, qarşısında duran qızı, qarşısında duran qızı, qarşısında duran qızı, qarşısında duran qızı, qarşısında duran qızı, qarşısında duran qızı, qarşısında duran qızı, qarşısında duran qızı, qarşısında duran qızı, qarşısında duran qızı, qarşısında duran qızı, qarşısında duran qızı, qarşısında duran qızı, qarşısında duran qızı, qarşısında duran qızı, qarşısında duran qızı, qarşısında duran qızı, qarşısında duran qızı, qarşısında duran qızı, qarşısında duran qızı, qarşısında duran qızı, qarşısında duran qızı, qarşısında duran qızı, qarşısında duran qızı, qarşısında duran qızı, qarşısında duran qızı, qarşısında duran qızı, qarşısında duran qızı, qarşısında duran qızı, qarşısında duran qızı, qarşısında duran qızı, qarşısında duran qızı, qarşısında duran qızı, qarşısında duran qızı, qarşısında duran qızı, qarşısında duran qızı, qarşısında duran qızı, qarşısında duran qızı, qarşısında duran qızı, qarşısında duran qızı, qarşısında duran qızı, qarşısında duran qızı, qarşısında duran qızı, qarşısında duran qızı, qarşısında duran qızı, qarşısında duran qızı, qarşısında duran qızı, qarşısında duran qızı, qarşısında duran qızı, qarşısında duran qızı, qarşısında duran qızı, qarşısında duran qızı, qarşısında duran qızı, qarşısında duran qızı, qarşısında duran qızı, qarşısında duran qızı, qarşısında duran qızı, qarşısında duran qızı, qarşısında duran qızı, qarşısında duran qızı, qarşısında duran qızı, qarşısında duran qızı, qarşısında duran qızı, qarşısında duran qızı, qarşısında duran qızı, qarşısında duran qızı, qarşısında duran qızı, qarşısında duran qızı, qarşısında duran qızı, qarşısında duran qızı, qarşısında duran qızı, qarşısında duran qızı, qarşısında duran qızı, qarşısında duran qızı, qarşısında duran qızı, qarşısında duran qızı, qarşısında duran qızı, qarşısında duran qızı, qarşısında duran qızı, qarşısında duran qızı, qarşısında duran qızı, qarşısında duran qızı, qarşısında duran qızı, qarşısında duran qızı, qarşısında duran qızı, qarşısında duran qızı, qarşısında duran qızı, qarşısında duran qızı, qarşısında duran qızı, qarşısında duran qızı, qarşısında duran qızı, qarşısında duran qızı, qarşısında duran qızı, qarşısında duran qızı, qarşısında duran qızı, qarşısında duran qızı, qarşısında duran qızı, qarşısında duran qızı, qarşısında duran qızı, qarşısında duran qızı, qarşısında duran qızı, qarşısında duran qızı, qarşısında duran qızı, qarşısında duran qızı, qarşısında duran qızı, qarşısında duran qızı, qarşısında duran qızı, qarşısında duran qızı, qarşısında duran qızı, qarşısında duran qızı, qarşısında duran qızı, qarşısında duran qızı, qarşısında duran qızı, qarşısında duran qızı, qarşısında duran qızı, qarşısında duran qızı, qarşısında duran qızı, qarşısında duran qızı, qarşısında duran qızı, qarşısında duran qızı, qarşısında duran qızı, qarşısında duran qızı, qarşısında duran qızı, qarşısında duran qızı, qarşısında duran qızı, qarşısında duran qızı, qarşısında duran qızı, qarşısında duran qızı, qarşısında duran qızı, qarşısında duran qızı, qarşısında duran qızı, qarşısında duran qızı, qarşısında duran qızı, qarşısında duran qızı, qarşısında duran qızı, qarşısında duran qızı, qarşısında duran qızı, qarşısında duran qızı, qarşısında duran qızı, qarşısında duran qızı, qarşısında duran qızı, qarşısında duran qızı, qarşısında duran qızı, qarşısında duran qızı, qarşısında duran qızı, qarşısında duran qızı, qarşısında duran qızı, qarşısında duran qızı, qarşısında duran qızı, qarşısında duran qızı, qarşısında duran qızı, qarşısında duran qızı, qarşısında duran qızı, qarşısında duran qızı, qarşısında duran qızı, qarşısında duran qızı, qarşısında duran qızı, qarşısında duran qızı, qarşısında duran qızı, qarşısında duran qızı, qarşısında duran qızı, qarşısında duran qızı, qarşısında duran qızı, qarşısında duran qızı, qarşısında duran qızı, qarşısında duran qızı, qarşısında duran qızı, qarşısında duran qızı, qarşısında duran qızı, qarşısında duran qızı, qarşısında duran qızı, qarşısında duran qızı, qarşısında duran qızı, qarşısında duran qızı, qarşısında duran qızı, qarşısında duran qızı, qarşısında duran qızı, qarşısında duran qızı, qarşısında duran qızı, qarşısında duran qızı, qarşısında duran qızı, qarşısında duran qızı, qarşısında duran qızı, qarşısında duran qızı, qarşısında duran qızı, qarşısında duran qızı, qarşısında duran qızı, qarşısında duran qızı, qarşısında duran qızı, qarşısında duran qızı, qarşısında duran qızı, qarşısında duran qızı, qarşısında duran qızı, qarşısında duran qızı, qarşısında duran qızı, qarşısında duran qızı, qarşısında duran qızı, qarşısında duran qızı, qarşısında duran qızı, qarşısında duran qızı, qarşısında duran qızı, qarşısında duran qızı, qarşısında duran qızı, qarşısında duran qızı, qarşısında duran qızı, qarşısında duran qızı, qarşısında duran qızı, qarşısında duran qızı, qarşısında duran qızı, qarşısında duran qızı, qarşısında duran qızı, qarşısında duran qızı, qarşısında duran qızı, qarşısında duran qızı, qarşısında duran qızı, qarşısında duran qızı, qarşısında duran qızı, qarşısında duran qızı, qarşısında duran qızı, qarşısında duran qızı, qarşısında duran qızı, qarşısında duran qızı, qarşısında duran qızı, qarşısında duran qızı, qarşısında duran qızı, qarşısında duran qızı, qarşısında duran qızı, qarşısında duran qızı, qarşısında duran qızı, qarşısında duran qızı, qarşısında duran qızı, qarşısında duran qızı, qarşısında duran qızı, qarşısında duran qızı, qarşısında duran qızı, qarşısında duran qızı, qarşısında duran qızı, qarşısında duran qızı, qarşısında duran qızı, qarşısında duran qızı, qarşısında duran qızı, qarşısında duran qızı, qarşısında duran qızı, qarşısında duran qızı, qarşısında duran qızı, qarşısında duran qızı, qarşısında duran qızı, qarşısında duran qızı, qarşısında duran qızı, qarşısında duran qızı, qarşısında duran qızı, qarşısında duran qızı, qarşısında duran qızı, qarşısında duran qızı, qarşısında duran qızı, qarşısında duran qızı, qarşısında duran qızı, qarşısında duran qızı, qarşısında duran qızı, qarşısında duran qızı, qarşısında duran qızı, qarşısında duran qızı, qarşısında duran qızı, qarşısında duran qızı, qarşısında duran qızı, qarşısında duran qızı, qarşısında duran qızı, qarşısında duran qızı, qarşısında duran qızı, qarşısında duran qızı, qarşısında duran qızı, qarşısında duran qızı, qarşısında duran qızı, qarşısında duran qızı, qarşısında duran qızı, qarşısında duran qızı, qarşısında duran qızı, qarşısında duran qızı, qarşısında duran qızı, qarşısında duran qızı, qarşısında duran qızı, qarşısında duran qızı, qarşısında duran qızı, qarşısında duran qızı, qarşısında duran qızı, qarşısında duran qızı, qarşısında duran qızı, qarşısında duran qızı, qarşısında duran qızı, qarşısında duran qızı, qarşısında duran qızı, qarşısında duran qızı, qarşısında duran qızı, qarşısında duran qızı, qarşısında duran qızı, qarşısında duran qızı, qarşısında duran qızı, qarşısında duran qızı, qarşısında duran qızı, qarşısında duran qızı, qarşısında duran qızı, qarşısında duran qızı, qarşısında duran qızı, qarşısında duran qızı, qarşısında duran qızı, qarşısında duran qızı, qarşısında duran qızı, qarşısında duran qızı, qarşısında duran qızı, qarşısında duran qızı, qarşısında duran qızı, qarşısında duran qızı, qarşısında duran qızı, qarşısında duran qızı, qarşısında duran qızı, qarşısında duran qızı, qarşısında duran qızı, qarşısında duran qızı, qarşısında duran qızı, qarşısında duran qızı, qarşısında duran qızı, qarşısında duran qızı, qarşısında duran qızı, qarşısında duran qızı, qarşısında duran qızı, qarşısında duran qızı, qarşısında duran qızı, qarşısında duran qızı, qarşısında duran qızı, qarşısında duran qızı, qarşısında duran qızı, qarşısında duran qızı, qarşısında duran qızı, qarşısında duran qızı, qarşısında duran qızı, qarşısında duran qızı, qarşısında duran qızı, qarşısında duran qızı, qarşısında duran qızı, qarşısında duran qızı, qarşısında duran qızı, qarşısında duran qızı, qarşısında duran qızı, qarşısında duran qızı, qarşısında duran qızı, qarşısında duran qızı, qarşısında duran qızı, qarşısında duran qızı, qarşısında duran qızı, qarşısında duran qızı, qarşısında duran qızı, qarşısında duran qızı, qarşısında duran qızı, qarşısında duran qızı, qarşısında duran qızı, qarşısında duran qızı, qarşısında duran qızı, qarşısında duran qızı, qarşısında duran qızı, qarşısında duran qızı, qarşısında duran qızı, qarşısında duran qızı, qarşısında duran qızı, qarşısında duran qızı, qarşısında duran qızı, qarşısında duran qızı, qarşısında duran qızı, qarşısında duran qızı, qarşısında duran qızı, qarşısında duran qızı, qarşısında duran qızı, qarşısında duran qızı, qarşısında duran qızı, qarşısında duran qızı, qarşısında duran qızı, qarşısında duran qızı, qarşısında duran qızı, qarşısında duran qızı, qarşısında duran qızı, qarşısında duran qızı, qarşısında duran qızı, qarşısında duran qızı, qarşısında duran qızı, qarşısında duran qızı, qarşısında duran qızı, qarşısında duran qızı, qarşısında duran qızı, qarşısında duran qızı, qarşısında duran qızı, qarşısında duran qızı, qarşısında duran qızı, qarşısında duran qızı, qarşısında duran qızı, qarşısında duran qızı, qarşısında duran qızı, qarşısında duran qızı, qarşısında duran qızı, qarşısında duran qızı, qarşısında duran qızı, qarşısında duran qızı, qarşısında duran qızı, qarşısında duran qızı, qarşısında duran qızı, qarşısında duran qızı, qarşısında duran qızı, qarşısında duran qızı, qarşısında duran qızı, qarşısında duran qızı, qarşısında duran qızı, qarşısında duran qızı, qarşısında duran qızı, qarşısında duran qızı, qarşısında duran qızı, qarşısında duran qızı, qarşısında duran qızı, qarşısında duran qızı, qarşısında duran qızı, qarşısında duran qızı, qarşısında duran qızı, qarşısında duran qızı, qarşısında duran qızı, qarşısında duran qızı, qarşısında duran qızı, qarşısında duran qızı, qarşısında duran qızı, qarşısında duran qızı, qarşısında duran qızı, qarşısında duran qızı, qarşısında duran qızı, qarşısında duran qızı, qarşısında duran qızı, qarşısında duran qızı, qarşısında duran qızı, qarşısında duran qızı, qarşısında duran qızı, qarşısında duran qızı, qarşısında duran qızı, qarşısında duran qızı, qarşısında duran qızı, qarşısında duran qızı, qarşısında duran qızı, qarşısında duran qızı, qarşısında duran qızı, qarşısında duran qızı, qarşısında duran qızı, qarşısında duran qızı, qarşısında duran qızı, qarşısında duran qızı, qarşısında duran qızı, qarşısında duran qızı, qarşısında duran qızı, qarşısında duran qızı, qarşısında duran qızı, qarşısında duran qızı, qarşısında duran qızı, qarşısında duran qızı, qarşısında duran qızı, qarşısında duran qızı, qarşısında duran qızı, qarşısında duran qızı, qarşısında duran qızı, qarşısında duran qızı, qarşısında duran qızı, qarşısında duran qızı, qarşısında duran qızı, qarşısında duran qızı, qarşısında duran qızı, qarşısında duran qızı, qarşısında duran qızı, qarşısında duran qızı, qarşısında duran qızı, qarşısında duran qızı, qarşısında duran qızı, qarşısında duran qızı, qarşısında duran qızı, qarşısında duran qızı, qarşısında duran qızı, qarşısında duran qızı, qarşısında duran qızı, qarşısında duran qızı, qarşısında duran qızı, qarşısında duran qızı, qarşısında duran qızı, qarşısında duran qızı, qarşısında dur</w:t>
+        <w:t>Pompeyliya qəhrəmanlıq fikri ilə izah etmək olar, lakin klinik təcrübəyə əsaslanan hər hansı bir ölçünü istisna etmək olmaz. Lakin daha dəqiq düşünərkən bu xətalı fikrin ehtimalının böyük hissəsi yoxa çıxır. Yazarın özünə məsuliyyət daşıdığı və hekayədə Zo&amp;-nin bütün xüsusiyyətlərlə daşınan daş qələmə bənzər olması ilə bağlı təsəvvürə əsaslanan xəta da burada var idi. Bu səbəbdən, bu təsəvvürdən başlayaraq, Hanoldun qızı daş qələmin həyatlandırılmış şəklini tanıdığını nəticələməyə çalışmaqdan çəkinmək lazımdır. Xətalı izah, yazarın bizə rasyonal bir izah verə bilməməsi ilə də qiymətini artırır. Yaxşı günəş işığında Kampilaniya və Vezuvinin ərazilərində yetişən şarabın qarışıq siyahı qabiliyyəti ilə yazar digər köməkçi və yumşaq şərtlərə əsaslanaraq qəhrəmanın təsirlərinin yayılmasına səbəb olmuşdur. Amma ən vacib izah və bağışlama elementlərindən biri, düşüncə qabiliyyətimizin, həyəcanlı hisslərə cavab verən absurd məzmunu qəbul etməkdə neçə dəqiqəlik asanlıqla qərar qabul etməsidir. Bu, təəccübləndirici və adətən çox az qiymətləndirilən bir şeydir ki, intellektual qabiliyyətləri olan insanlar belə psixoloji şəraitdə hərəkət edərkən, hərəkət etməyən zəifliklərə cavab verirlər. Kim ki, çox təsəvvürlü deyil, özünə də bu halları istənilən sayda müşahidə edə bilər. Və yalnız bu hallarda, düşünmə proseslərinin bir hissəsinin bilinməyən və itələnmiş motivlərlə bağlı olduğu zaman baş verir! Mən bu barədə filosofun yazdığı sözleri xatırladıram: "Mən də özümə aid təsəvvürləşmiş səhv halları və rəsmi olmayan hərəkətləri qeyd etməyə başladım, onları sonra motivləndirməyə çalışdım (çox məntiqə qarşı bir şəkildə). Bu, təəccübləndirici, lakin tipik bir halıdır ki, bu qədər aptalca şeylər ortaya çıxır." Və indi W. Jensenin "Gradivas" kitabında 341-ci səhifədəki məlumatı nəzərə alaq. Qələmlər və ruhlar haqqında inancların və yenidən qayıdan ruhlara aid təsəvvürlərin, bütün dinlərdən təsəvvür edilən və hər kəs, ən azı uşaqlıq dövründə, onlara bağlı qalmış olan bu inancların, hər bir məlum təhsil sahibinin də bu inancları itirmədiyini, hətta məntiqə uyğun olan insanların da spiritizm ilə məşğul olmaqla məntiqi qarışdırmağa cəhd etdiyini nəzərə alaq. Hətta sərfələn və inanmazlıqla olmuş bir adam da, təəccüblənməsi və qarışıqlığı ilə birlikdə, bir an üçün qələmə inanmağa asanlıqla qayıda bilər. Mən bir hekimin xəbərini verirəm, o, bir pacientini Basedow xəstəliyi ilə itirdi və onun təsəvvür etdiyi bir şübhəni aradan qaldıra bilmədi ki, onun təsadüfi təbəqələrlə təsəvvür etdiyi xəstəliyə səbəb olmuş ola bilər. Bir gün, bir neçə il sonra, bir qız onun tibbi kabinetinə gəldi və o, qarşısında duran qızda, bütün istəksizliyinə baxmayaraq, ölü qadını tanımağa məcbur oldu.</w:t>
       </w:r>
     </w:p>
     <w:p>
